--- a/testakten/arbeitsrecht-kuendigungsdrama-koerber-werk/15_massenentlassungsanzeige_ankuendigung.docx
+++ b/testakten/arbeitsrecht-kuendigungsdrama-koerber-werk/15_massenentlassungsanzeige_ankuendigung.docx
@@ -5,56 +5,76 @@
     <w:p>
       <w:pPr>
         <w:pStyle w:val="Heading1"/>
+        <w:spacing w:after="160" w:line="259" w:lineRule="auto"/>
       </w:pPr>
       <w:r>
         <w:rPr>
           <w:rFonts w:ascii="Times New Roman" w:hAnsi="Times New Roman"/>
+          <w:b/>
+          <w:sz w:val="28"/>
         </w:rPr>
         <w:t>Massenentlassungsanzeige — Ankündigung Standortschließung Eberswalde</w:t>
       </w:r>
     </w:p>
     <w:p>
       <w:pPr>
+        <w:spacing w:line="259" w:lineRule="auto" w:after="60"/>
         <w:jc w:val="left"/>
       </w:pPr>
       <w:r>
         <w:t>Dokumentation der geplanten Massenentlassung und des Konsultationsverfahrens nach § 17 KSchG.</w:t>
       </w:r>
     </w:p>
-    <w:p/>
+    <w:p>
+      <w:pPr>
+        <w:spacing w:line="259" w:lineRule="auto" w:after="60"/>
+      </w:pPr>
+    </w:p>
     <w:p>
       <w:pPr>
         <w:pStyle w:val="Heading2"/>
+        <w:spacing w:before="120" w:after="60" w:line="259" w:lineRule="auto"/>
       </w:pPr>
       <w:r>
         <w:rPr>
           <w:rFonts w:ascii="Times New Roman" w:hAnsi="Times New Roman"/>
+          <w:b/>
+          <w:sz w:val="22"/>
         </w:rPr>
         <w:t>1. Schließungsankündigung (28.04.2025)</w:t>
       </w:r>
     </w:p>
     <w:p>
       <w:pPr>
+        <w:spacing w:line="259" w:lineRule="auto" w:after="60"/>
         <w:jc w:val="left"/>
       </w:pPr>
       <w:r>
         <w:t>Am 28.04.2025 wurde in einer außerordentlichen Belegschaftsversammlung im Werk Eberswalde (Produktionshalle 2, ca. 280 anwesende Mitarbeiter) durch Vorstandsvorsitzenden Maximilian Steinhoff-Pertz und HR-Leiter Holger Branitz die Schließung des Werks Eberswalde zum 31.12.2025 verkündet. Als Grund wurde der anhaltende Auftragsrückgang im Bereich Grauguss-Komponenten für Windenergieanlagen (rückläufiger Inlandsmarkt) sowie die mangelnde Konkurrenzfähigkeit des Standorts bei der Neuausrichtung auf Aluminium-Hochdruckguss (für die Werke Salzgitter und Bautzen modernisiert, Eberswalde nicht) angeführt.</w:t>
       </w:r>
     </w:p>
-    <w:p/>
+    <w:p>
+      <w:pPr>
+        <w:spacing w:line="259" w:lineRule="auto" w:after="60"/>
+      </w:pPr>
+    </w:p>
     <w:p>
       <w:pPr>
         <w:pStyle w:val="Heading2"/>
+        <w:spacing w:before="120" w:after="60" w:line="259" w:lineRule="auto"/>
       </w:pPr>
       <w:r>
         <w:rPr>
           <w:rFonts w:ascii="Times New Roman" w:hAnsi="Times New Roman"/>
+          <w:b/>
+          <w:sz w:val="22"/>
         </w:rPr>
         <w:t>2. Schwellenwerte-Check nach § 17 Abs. 1 KSchG</w:t>
       </w:r>
     </w:p>
     <w:p>
       <w:pPr>
+        <w:spacing w:line="259" w:lineRule="auto" w:after="60"/>
         <w:jc w:val="left"/>
       </w:pPr>
       <w:r>
@@ -255,16 +275,22 @@
     </w:tbl>
     <w:p>
       <w:pPr>
+        <w:spacing w:line="259" w:lineRule="auto" w:after="60"/>
         <w:jc w:val="left"/>
       </w:pPr>
       <w:r>
         <w:t>Massenentlassungspflicht nach § 17 Abs. 1 Nr. 2 KSchG ist eindeutig ausgelöst. Konsultationsverfahren mit dem Betriebsrat nach § 17 Abs. 2 KSchG und Anzeige bei der Agentur für Arbeit Frankfurt (Oder) nach § 17 Abs. 1 KSchG sind Wirksamkeitsvoraussetzung für die Entlassungen.</w:t>
       </w:r>
     </w:p>
-    <w:p/>
+    <w:p>
+      <w:pPr>
+        <w:spacing w:line="259" w:lineRule="auto" w:after="60"/>
+      </w:pPr>
+    </w:p>
     <w:p>
       <w:pPr>
         <w:pStyle w:val="Heading2"/>
+        <w:spacing w:line="259" w:lineRule="auto" w:after="60"/>
       </w:pPr>
       <w:r>
         <w:rPr>
@@ -275,6 +301,7 @@
     </w:p>
     <w:p>
       <w:pPr>
+        <w:spacing w:line="259" w:lineRule="auto" w:after="60"/>
         <w:jc w:val="left"/>
       </w:pPr>
       <w:r>
@@ -283,6 +310,7 @@
     </w:p>
     <w:p>
       <w:pPr>
+        <w:spacing w:line="259" w:lineRule="auto" w:after="60"/>
         <w:jc w:val="left"/>
       </w:pPr>
       <w:r>
@@ -294,6 +322,7 @@
     </w:p>
     <w:p>
       <w:pPr>
+        <w:spacing w:line="259" w:lineRule="auto" w:after="60"/>
         <w:jc w:val="left"/>
       </w:pPr>
       <w:r>
@@ -302,6 +331,7 @@
     </w:p>
     <w:p>
       <w:pPr>
+        <w:spacing w:line="259" w:lineRule="auto" w:after="60"/>
         <w:jc w:val="left"/>
       </w:pPr>
       <w:r>
@@ -313,6 +343,7 @@
     </w:p>
     <w:p>
       <w:pPr>
+        <w:spacing w:line="259" w:lineRule="auto" w:after="60"/>
         <w:jc w:val="left"/>
       </w:pPr>
       <w:r>
@@ -321,6 +352,7 @@
     </w:p>
     <w:p>
       <w:pPr>
+        <w:spacing w:line="259" w:lineRule="auto" w:after="60"/>
         <w:jc w:val="left"/>
       </w:pPr>
       <w:r>
@@ -332,16 +364,22 @@
     </w:p>
     <w:p>
       <w:pPr>
+        <w:spacing w:line="259" w:lineRule="auto" w:after="60"/>
         <w:jc w:val="left"/>
       </w:pPr>
       <w:r>
         <w:t>Die Massenentlassungsanzeige bei der Agentur für Arbeit (nach Körbers Kenntnis für Mai/Juni 2025 geplant) muss nach § 17 Abs. 3 Satz 2 KSchG die Stellungnahme des Betriebsrats beifügen oder erklären, warum diese nicht vorliegt. Liegt eine unvollständige Konsultation vor, ist die Stellungnahme des Betriebsrats inhaltlich unzureichend und die Anzeige fehlerhaft.</w:t>
       </w:r>
     </w:p>
-    <w:p/>
+    <w:p>
+      <w:pPr>
+        <w:spacing w:line="259" w:lineRule="auto" w:after="60"/>
+      </w:pPr>
+    </w:p>
     <w:p>
       <w:pPr>
         <w:pStyle w:val="Heading2"/>
+        <w:spacing w:line="259" w:lineRule="auto" w:after="60"/>
       </w:pPr>
       <w:r>
         <w:rPr>
@@ -353,6 +391,7 @@
     <w:p>
       <w:pPr>
         <w:pStyle w:val="ListBullet"/>
+        <w:spacing w:line="259" w:lineRule="auto" w:after="60"/>
       </w:pPr>
       <w:r>
         <w:t>Gesamtzahl betroffener Arbeitnehmer: ca. 312</w:t>
@@ -361,6 +400,7 @@
     <w:p>
       <w:pPr>
         <w:pStyle w:val="ListBullet"/>
+        <w:spacing w:line="259" w:lineRule="auto" w:after="60"/>
       </w:pPr>
       <w:r>
         <w:t>Davon mit Betriebszugehörigkeit &gt; 10 Jahre: schätzungsweise 60–70 %</w:t>
@@ -369,6 +409,7 @@
     <w:p>
       <w:pPr>
         <w:pStyle w:val="ListBullet"/>
+        <w:spacing w:line="259" w:lineRule="auto" w:after="60"/>
       </w:pPr>
       <w:r>
         <w:t>Kündigungsfristen: gemäß § 622 BGB, für viele Mitarbeiter 4–7 Monate</w:t>
@@ -377,6 +418,7 @@
     <w:p>
       <w:pPr>
         <w:pStyle w:val="ListBullet"/>
+        <w:spacing w:line="259" w:lineRule="auto" w:after="60"/>
       </w:pPr>
       <w:r>
         <w:t>Geplanter frühester Entlassungszeitpunkt: 01.07.2025 (für Mitarbeiter mit kürzeren Fristen)</w:t>
@@ -385,6 +427,7 @@
     <w:p>
       <w:pPr>
         <w:pStyle w:val="ListBullet"/>
+        <w:spacing w:line="259" w:lineRule="auto" w:after="60"/>
       </w:pPr>
       <w:r>
         <w:t>Letzter Entlassungszeitpunkt: 31.12.2025</w:t>
@@ -392,16 +435,22 @@
     </w:p>
     <w:p>
       <w:pPr>
+        <w:spacing w:line="259" w:lineRule="auto" w:after="60"/>
         <w:jc w:val="left"/>
       </w:pPr>
       <w:r>
         <w:t>Anzeige bei Agentur für Arbeit Frankfurt (Oder), Referat Massenentlassungsanzeige, ist für Ende Mai / Anfang Juni 2025 angekündigt.</w:t>
       </w:r>
     </w:p>
-    <w:p/>
+    <w:p>
+      <w:pPr>
+        <w:spacing w:line="259" w:lineRule="auto" w:after="60"/>
+      </w:pPr>
+    </w:p>
     <w:p>
       <w:pPr>
         <w:pStyle w:val="Heading2"/>
+        <w:spacing w:line="259" w:lineRule="auto" w:after="60"/>
       </w:pPr>
       <w:r>
         <w:rPr>
@@ -412,6 +461,7 @@
     </w:p>
     <w:p>
       <w:pPr>
+        <w:spacing w:line="259" w:lineRule="auto" w:after="60"/>
         <w:jc w:val="left"/>
       </w:pPr>
       <w:r>
@@ -420,6 +470,7 @@
     </w:p>
     <w:p>
       <w:pPr>
+        <w:spacing w:line="259" w:lineRule="auto" w:after="60"/>
         <w:jc w:val="left"/>
       </w:pPr>
       <w:r>
@@ -428,6 +479,7 @@
     </w:p>
     <w:p>
       <w:pPr>
+        <w:spacing w:line="259" w:lineRule="auto" w:after="60"/>
         <w:jc w:val="left"/>
       </w:pPr>
       <w:r>
@@ -442,6 +494,7 @@
     </w:p>
     <w:p>
       <w:pPr>
+        <w:spacing w:line="259" w:lineRule="auto" w:after="60"/>
         <w:jc w:val="left"/>
       </w:pPr>
       <w:r>
@@ -456,6 +509,7 @@
     </w:p>
     <w:p>
       <w:pPr>
+        <w:spacing w:line="259" w:lineRule="auto" w:after="60"/>
         <w:jc w:val="left"/>
       </w:pPr>
       <w:r>
@@ -466,13 +520,58 @@
       </w:r>
     </w:p>
     <w:sectPr>
+      <w:headerReference w:type="default" r:id="rId9"/>
+      <w:footerReference w:type="default" r:id="rId10"/>
       <w:pgSz w:w="11906" w:h="16838"/>
-      <w:pgMar w:top="1417" w:right="1417" w:bottom="1417" w:left="1417" w:header="720" w:footer="720" w:gutter="0"/>
+      <w:pgMar w:top="1191" w:right="1247" w:bottom="1134" w:left="1361" w:header="720" w:footer="720" w:gutter="0"/>
       <w:cols w:space="720"/>
       <w:docGrid w:linePitch="360"/>
     </w:sectPr>
   </w:body>
 </w:document>
+</file>
+
+<file path=word/footer1.xml><?xml version="1.0" encoding="utf-8"?>
+<w:ftr xmlns:m="http://schemas.openxmlformats.org/officeDocument/2006/math" xmlns:mc="http://schemas.openxmlformats.org/markup-compatibility/2006" xmlns:mo="http://schemas.microsoft.com/office/mac/office/2008/main" xmlns:mv="urn:schemas-microsoft-com:mac:vml" xmlns:o="urn:schemas-microsoft-com:office:office" xmlns:r="http://schemas.openxmlformats.org/officeDocument/2006/relationships" xmlns:v="urn:schemas-microsoft-com:vml" xmlns:w10="urn:schemas-microsoft-com:office:word" xmlns:w14="http://schemas.microsoft.com/office/word/2010/wordml" xmlns:w="http://schemas.openxmlformats.org/wordprocessingml/2006/main" xmlns:wne="http://schemas.microsoft.com/office/word/2006/wordml" xmlns:wp14="http://schemas.microsoft.com/office/word/2010/wordprocessingDrawing" xmlns:wp="http://schemas.openxmlformats.org/drawingml/2006/wordprocessingDrawing" xmlns:wpc="http://schemas.microsoft.com/office/word/2010/wordprocessingCanvas" xmlns:wpg="http://schemas.microsoft.com/office/word/2010/wordprocessingGroup" xmlns:wpi="http://schemas.microsoft.com/office/word/2010/wordprocessingInk" xmlns:wps="http://schemas.microsoft.com/office/word/2010/wordprocessingShape" mc:Ignorable="w14 wp14">
+  <w:p>
+    <w:pPr>
+      <w:pStyle w:val="Footer"/>
+      <w:jc w:val="left"/>
+    </w:pPr>
+    <w:r/>
+    <w:r>
+      <w:rPr>
+        <w:rFonts w:ascii="Times New Roman" w:hAnsi="Times New Roman"/>
+        <w:b w:val="0"/>
+        <w:color w:val="777777"/>
+        <w:sz w:val="17"/>
+      </w:rPr>
+      <w:t>Vertraulich | Bearbeitungsstand Juli 2026 | nur zur Aktenbearbeitung</w:t>
+    </w:r>
+  </w:p>
+</w:ftr>
+</file>
+
+<file path=word/header1.xml><?xml version="1.0" encoding="utf-8"?>
+<w:hdr xmlns:m="http://schemas.openxmlformats.org/officeDocument/2006/math" xmlns:mc="http://schemas.openxmlformats.org/markup-compatibility/2006" xmlns:mo="http://schemas.microsoft.com/office/mac/office/2008/main" xmlns:mv="urn:schemas-microsoft-com:mac:vml" xmlns:o="urn:schemas-microsoft-com:office:office" xmlns:r="http://schemas.openxmlformats.org/officeDocument/2006/relationships" xmlns:v="urn:schemas-microsoft-com:vml" xmlns:w10="urn:schemas-microsoft-com:office:word" xmlns:w14="http://schemas.microsoft.com/office/word/2010/wordml" xmlns:w="http://schemas.openxmlformats.org/wordprocessingml/2006/main" xmlns:wne="http://schemas.microsoft.com/office/word/2006/wordml" xmlns:wp14="http://schemas.microsoft.com/office/word/2010/wordprocessingDrawing" xmlns:wp="http://schemas.openxmlformats.org/drawingml/2006/wordprocessingDrawing" xmlns:wpc="http://schemas.microsoft.com/office/word/2010/wordprocessingCanvas" xmlns:wpg="http://schemas.microsoft.com/office/word/2010/wordprocessingGroup" xmlns:wpi="http://schemas.microsoft.com/office/word/2010/wordprocessingInk" xmlns:wps="http://schemas.microsoft.com/office/word/2010/wordprocessingShape" mc:Ignorable="w14 wp14">
+  <w:p>
+    <w:pPr>
+      <w:pStyle w:val="Header"/>
+      <w:jc w:val="left"/>
+    </w:pPr>
+    <w:r/>
+    <w:r>
+      <w:rPr>
+        <w:rFonts w:ascii="Times New Roman" w:hAnsi="Times New Roman"/>
+        <w:b w:val="0"/>
+        <w:i w:val="0"/>
+        <w:color w:val="666666"/>
+        <w:sz w:val="17"/>
+      </w:rPr>
+      <w:t>Klotzkette Rechtsanwaltsgesellschaft mbH | Arbeitsrechtliche Mandatsakte | Bearbeitungsstand Juli 2026</w:t>
+    </w:r>
+  </w:p>
+</w:hdr>
 </file>
 
 <file path=word/numbering.xml><?xml version="1.0" encoding="utf-8"?>
@@ -1189,11 +1288,12 @@
       <w:contextualSpacing/>
     </w:pPr>
     <w:rPr>
-      <w:rFonts w:asciiTheme="majorHAnsi" w:eastAsiaTheme="majorEastAsia" w:hAnsiTheme="majorHAnsi" w:cstheme="majorBidi"/>
+      <w:rFonts w:asciiTheme="majorHAnsi" w:eastAsiaTheme="majorEastAsia" w:hAnsiTheme="majorHAnsi" w:cstheme="majorBidi" w:ascii="Times New Roman" w:hAnsi="Times New Roman"/>
+      <w:b/>
       <w:color w:val="17365D" w:themeColor="text2" w:themeShade="BF"/>
       <w:spacing w:val="5"/>
       <w:kern w:val="28"/>
-      <w:sz w:val="52"/>
+      <w:sz w:val="30"/>
       <w:szCs w:val="52"/>
     </w:rPr>
   </w:style>

--- a/testakten/arbeitsrecht-kuendigungsdrama-koerber-werk/15_massenentlassungsanzeige_ankuendigung.docx
+++ b/testakten/arbeitsrecht-kuendigungsdrama-koerber-werk/15_massenentlassungsanzeige_ankuendigung.docx
@@ -22,7 +22,7 @@
         <w:jc w:val="left"/>
       </w:pPr>
       <w:r>
-        <w:t>Dokumentation der geplanten Massenentlassung und des Konsultationsverfahrens nach § 17 KSchG.</w:t>
+        <w:t>Dokumentation der geplanten Massenentlassung und des Konsultationsverfahrens nach Paragraf 17 KSchG.</w:t>
       </w:r>
     </w:p>
     <w:p>
@@ -69,7 +69,7 @@
           <w:b/>
           <w:sz w:val="22"/>
         </w:rPr>
-        <w:t>2. Schwellenwerte-Check nach § 17 Abs. 1 KSchG</w:t>
+        <w:t>2. Schwellenwerte-Check nach Paragraf 17 Abs. 1 KSchG</w:t>
       </w:r>
     </w:p>
     <w:p>
@@ -135,7 +135,7 @@
                 <w:b/>
                 <w:sz w:val="20"/>
               </w:rPr>
-              <w:t>Schwelle (§ 17 Abs. 1 Nr. 2 KSchG)</w:t>
+              <w:t>Schwelle (Paragraf 17 Abs. 1 Nr. 2 KSchG)</w:t>
             </w:r>
           </w:p>
         </w:tc>
@@ -279,7 +279,7 @@
         <w:jc w:val="left"/>
       </w:pPr>
       <w:r>
-        <w:t>Massenentlassungspflicht nach § 17 Abs. 1 Nr. 2 KSchG ist eindeutig ausgelöst. Konsultationsverfahren mit dem Betriebsrat nach § 17 Abs. 2 KSchG und Anzeige bei der Agentur für Arbeit Frankfurt (Oder) nach § 17 Abs. 1 KSchG sind Wirksamkeitsvoraussetzung für die Entlassungen.</w:t>
+        <w:t>Massenentlassungspflicht nach Paragraf 17 Abs. 1 Nr. 2 KSchG ist eindeutig ausgelöst. Konsultationsverfahren mit dem Betriebsrat nach Paragraf 17 Abs. 2 KSchG und Anzeige bei der Agentur für Arbeit Frankfurt (Oder) nach Paragraf 17 Abs. 1 KSchG sind Wirksamkeitsvoraussetzung für die Entlassungen.</w:t>
       </w:r>
     </w:p>
     <w:p>
@@ -296,7 +296,7 @@
         <w:rPr>
           <w:rFonts w:ascii="Times New Roman" w:hAnsi="Times New Roman"/>
         </w:rPr>
-        <w:t>3. Konsultationsverfahren nach § 17 Abs. 2 KSchG</w:t>
+        <w:t>3. Konsultationsverfahren nach Paragraf 17 Abs. 2 KSchG</w:t>
       </w:r>
     </w:p>
     <w:p>
@@ -326,7 +326,7 @@
         <w:jc w:val="left"/>
       </w:pPr>
       <w:r>
-        <w:t>§ 17 Abs. 2 Satz 1 KSchG i.V.m. Art. 2 Abs. 3 RL 98/59/EG verlangt eine Unterrichtung über alle entscheidungserheblichen Faktoren: Gründe der geplanten Entlassungen, Zahl und Berufsgruppen der zu entlassenden Arbeitnehmer, Zeitraum, Auswahlkriterien, Berechnung von Abfindungen. Trzebinski bestätigt, dass weder Auswahlkriterien noch Abfindungsberechnungsgrundlagen mitgeteilt wurden.</w:t>
+        <w:t>Paragraf 17 Abs. 2 Satz 1 KSchG i.V.m. Art. 2 Abs. 3 RL 98/59/EG verlangt eine Unterrichtung über alle entscheidungserheblichen Faktoren: Gründe der geplanten Entlassungen, Zahl und Berufsgruppen der zu entlassenden Arbeitnehmer, Zeitraum, Auswahlkriterien, Berechnung von Abfindungen. Trzebinski bestätigt, dass weder Auswahlkriterien noch Abfindungsberechnungsgrundlagen mitgeteilt wurden.</w:t>
       </w:r>
     </w:p>
     <w:p>
@@ -368,7 +368,7 @@
         <w:jc w:val="left"/>
       </w:pPr>
       <w:r>
-        <w:t>Die Massenentlassungsanzeige bei der Agentur für Arbeit (nach Körbers Kenntnis für Mai/Juni 2025 geplant) muss nach § 17 Abs. 3 Satz 2 KSchG die Stellungnahme des Betriebsrats beifügen oder erklären, warum diese nicht vorliegt. Liegt eine unvollständige Konsultation vor, ist die Stellungnahme des Betriebsrats inhaltlich unzureichend und die Anzeige fehlerhaft.</w:t>
+        <w:t>Die Massenentlassungsanzeige bei der Agentur für Arbeit (nach Körbers Kenntnis für Mai/Juni 2025 geplant) muss nach Paragraf 17 Abs. 3 Satz 2 KSchG die Stellungnahme des Betriebsrats beifügen oder erklären, warum diese nicht vorliegt. Liegt eine unvollständige Konsultation vor, ist die Stellungnahme des Betriebsrats inhaltlich unzureichend und die Anzeige fehlerhaft.</w:t>
       </w:r>
     </w:p>
     <w:p>
@@ -412,7 +412,7 @@
         <w:spacing w:line="259" w:lineRule="auto" w:after="60"/>
       </w:pPr>
       <w:r>
-        <w:t>Kündigungsfristen: gemäß § 622 BGB, für viele Mitarbeiter 4–7 Monate</w:t>
+        <w:t>Kündigungsfristen: gemäß Paragraf 622 BGB, für viele Mitarbeiter 4–7 Monate</w:t>
       </w:r>
     </w:p>
     <w:p>
